--- a/PLAN NEGOCIOS/GuitarZero_Plan_Negocios_V9_1.docx
+++ b/PLAN NEGOCIOS/GuitarZero_Plan_Negocios_V9_1.docx
@@ -532,7 +532,7 @@
               <w:rPr>
                 <w:sz w:val="20"/>
               </w:rPr>
-              <w:t>31 de Mayo, 2026</w:t>
+              <w:t>1 de julio, 2026</w:t>
             </w:r>
           </w:p>
         </w:tc>
@@ -4260,7 +4260,7 @@
           <w:color w:val="B40000"/>
           <w:sz w:val="26"/>
         </w:rPr>
-        <w:t>Fecha oficial de lanzamiento: 31 de Mayo, 2026</w:t>
+        <w:t>Fecha oficial de lanzamiento: 1 de julio, 2026</w:t>
       </w:r>
     </w:p>
     <w:p/>
@@ -4554,7 +4554,7 @@
                 <w:b/>
                 <w:sz w:val="20"/>
               </w:rPr>
-              <w:t>31 Mayo 2026</w:t>
+              <w:t>1 Julio 2026</w:t>
             </w:r>
           </w:p>
         </w:tc>
@@ -7512,13 +7512,12 @@
           <w:color w:val="B40000"/>
           <w:sz w:val="22"/>
         </w:rPr>
-        <w:t xml:space="preserve">D3 — Fecha de lanzamiento: </w:t>
+        <w:t>D3 — Fecha de lanzamiento: La fecha oficial de lanzamiento es 1 de julio de 2026. Ningún documento debe mencionar fechas anteriores como fecha vigente.</w:t>
       </w:r>
       <w:r>
         <w:rPr>
           <w:sz w:val="22"/>
         </w:rPr>
-        <w:t>La fecha oficial de lanzamiento es 31 de Mayo de 2026. Ningún documento debe mencionar fechas anteriores como fecha vigente.</w:t>
       </w:r>
     </w:p>
     <w:p>
@@ -7664,6 +7663,8 @@
       </w:r>
     </w:p>
     <w:sectPr>
+      <w:headerReference w:type="default" r:id="rId9"/>
+      <w:footerReference w:type="default" r:id="rId10"/>
       <w:pgSz w:w="12240" w:h="15840"/>
       <w:pgMar w:top="1134" w:right="1417" w:bottom="1134" w:left="1417" w:header="720" w:footer="720" w:gutter="0"/>
       <w:cols w:space="720"/>
@@ -7671,6 +7672,26 @@
     </w:sectPr>
   </w:body>
 </w:document>
+</file>
+
+<file path=word/footer1.xml><?xml version="1.0" encoding="utf-8"?>
+<w:ftr xmlns:m="http://schemas.openxmlformats.org/officeDocument/2006/math" xmlns:mc="http://schemas.openxmlformats.org/markup-compatibility/2006" xmlns:mo="http://schemas.microsoft.com/office/mac/office/2008/main" xmlns:mv="urn:schemas-microsoft-com:mac:vml" xmlns:o="urn:schemas-microsoft-com:office:office" xmlns:r="http://schemas.openxmlformats.org/officeDocument/2006/relationships" xmlns:v="urn:schemas-microsoft-com:vml" xmlns:w10="urn:schemas-microsoft-com:office:word" xmlns:w14="http://schemas.microsoft.com/office/word/2010/wordml" xmlns:w="http://schemas.openxmlformats.org/wordprocessingml/2006/main" xmlns:wne="http://schemas.microsoft.com/office/word/2006/wordml" xmlns:wp14="http://schemas.microsoft.com/office/word/2010/wordprocessingDrawing" xmlns:wp="http://schemas.openxmlformats.org/drawingml/2006/wordprocessingDrawing" xmlns:wpc="http://schemas.microsoft.com/office/word/2010/wordprocessingCanvas" xmlns:wpg="http://schemas.microsoft.com/office/word/2010/wordprocessingGroup" xmlns:wpi="http://schemas.microsoft.com/office/word/2010/wordprocessingInk" xmlns:wps="http://schemas.microsoft.com/office/word/2010/wordprocessingShape" mc:Ignorable="w14 wp14">
+  <w:p>
+    <w:pPr>
+      <w:pStyle w:val="Footer"/>
+    </w:pPr>
+  </w:p>
+</w:ftr>
+</file>
+
+<file path=word/header1.xml><?xml version="1.0" encoding="utf-8"?>
+<w:hdr xmlns:m="http://schemas.openxmlformats.org/officeDocument/2006/math" xmlns:mc="http://schemas.openxmlformats.org/markup-compatibility/2006" xmlns:mo="http://schemas.microsoft.com/office/mac/office/2008/main" xmlns:mv="urn:schemas-microsoft-com:mac:vml" xmlns:o="urn:schemas-microsoft-com:office:office" xmlns:r="http://schemas.openxmlformats.org/officeDocument/2006/relationships" xmlns:v="urn:schemas-microsoft-com:vml" xmlns:w10="urn:schemas-microsoft-com:office:word" xmlns:w14="http://schemas.microsoft.com/office/word/2010/wordml" xmlns:w="http://schemas.openxmlformats.org/wordprocessingml/2006/main" xmlns:wne="http://schemas.microsoft.com/office/word/2006/wordml" xmlns:wp14="http://schemas.microsoft.com/office/word/2010/wordprocessingDrawing" xmlns:wp="http://schemas.openxmlformats.org/drawingml/2006/wordprocessingDrawing" xmlns:wpc="http://schemas.microsoft.com/office/word/2010/wordprocessingCanvas" xmlns:wpg="http://schemas.microsoft.com/office/word/2010/wordprocessingGroup" xmlns:wpi="http://schemas.microsoft.com/office/word/2010/wordprocessingInk" xmlns:wps="http://schemas.microsoft.com/office/word/2010/wordprocessingShape" mc:Ignorable="w14 wp14">
+  <w:p>
+    <w:pPr>
+      <w:pStyle w:val="Header"/>
+    </w:pPr>
+  </w:p>
+</w:hdr>
 </file>
 
 <file path=word/numbering.xml><?xml version="1.0" encoding="utf-8"?>
